--- a/fuentes/CF_01_33110059.docx
+++ b/fuentes/CF_01_33110059.docx
@@ -423,29 +423,7 @@
                 <w:szCs w:val="22"/>
                 <w:lang w:val="es-ES_tradnl"/>
               </w:rPr>
-              <w:t xml:space="preserve"> Diseñar estrategias para humanizar los servicios de salud teniendo en cuenta el reconocimiento de prácticas </w:t>
-            </w:r>
-            <w:proofErr w:type="spellStart"/>
-            <w:r>
-              <w:rPr>
-                <w:rFonts w:asciiTheme="majorHAnsi" w:hAnsiTheme="majorHAnsi" w:cstheme="majorHAnsi"/>
-                <w:b w:val="0"/>
-                <w:sz w:val="22"/>
-                <w:szCs w:val="22"/>
-                <w:lang w:val="es-ES_tradnl"/>
-              </w:rPr>
-              <w:t>humanizantes</w:t>
-            </w:r>
-            <w:proofErr w:type="spellEnd"/>
-            <w:r>
-              <w:rPr>
-                <w:rFonts w:asciiTheme="majorHAnsi" w:hAnsiTheme="majorHAnsi" w:cstheme="majorHAnsi"/>
-                <w:b w:val="0"/>
-                <w:sz w:val="22"/>
-                <w:szCs w:val="22"/>
-                <w:lang w:val="es-ES_tradnl"/>
-              </w:rPr>
-              <w:t>.</w:t>
+              <w:t xml:space="preserve"> Diseñar estrategias para humanizar los servicios de salud teniendo en cuenta el reconocimiento de prácticas humanizantes.</w:t>
             </w:r>
           </w:p>
           <w:p>
@@ -3375,7 +3353,6 @@
                               </w:rPr>
                               <w:t xml:space="preserve">Todas las personas son </w:t>
                             </w:r>
-                            <w:proofErr w:type="spellStart"/>
                             <w:r>
                               <w:rPr>
                                 <w:rFonts w:asciiTheme="majorHAnsi" w:eastAsiaTheme="majorEastAsia" w:hAnsiTheme="majorHAnsi" w:cstheme="majorHAnsi"/>
@@ -3395,15 +3372,7 @@
                                 <w:rFonts w:asciiTheme="majorHAnsi" w:eastAsiaTheme="majorEastAsia" w:hAnsiTheme="majorHAnsi" w:cstheme="majorHAnsi"/>
                                 <w:lang w:val="es-ES_tradnl"/>
                               </w:rPr>
-                              <w:t>s</w:t>
-                            </w:r>
-                            <w:proofErr w:type="spellEnd"/>
-                            <w:r>
-                              <w:rPr>
-                                <w:rFonts w:asciiTheme="majorHAnsi" w:eastAsiaTheme="majorEastAsia" w:hAnsiTheme="majorHAnsi" w:cstheme="majorHAnsi"/>
-                                <w:lang w:val="es-ES_tradnl"/>
-                              </w:rPr>
-                              <w:t xml:space="preserve"> y actores de una inacabada concepción de humano y de planeta</w:t>
+                              <w:t>s y actores de una inacabada concepción de humano y de planeta</w:t>
                             </w:r>
                             <w:r>
                               <w:rPr>
@@ -5946,39 +5915,7 @@
           <w:rFonts w:asciiTheme="majorHAnsi" w:eastAsia="Calibri" w:hAnsiTheme="majorHAnsi" w:cstheme="majorHAnsi"/>
           <w:lang w:val="es-ES_tradnl" w:eastAsia="en-US"/>
         </w:rPr>
-        <w:t xml:space="preserve">plicabilidad, competencia, corrección, durabilidad, eficacia, eficiencia, fiabilidad, flexibilidad, funcionalidad (en el sentido de que algo funcione), habilidad, innovación, </w:t>
-      </w:r>
-      <w:proofErr w:type="spellStart"/>
-      <w:r>
-        <w:rPr>
-          <w:rFonts w:asciiTheme="majorHAnsi" w:eastAsia="Calibri" w:hAnsiTheme="majorHAnsi" w:cstheme="majorHAnsi"/>
-          <w:lang w:val="es-ES_tradnl" w:eastAsia="en-US"/>
-        </w:rPr>
-        <w:t>integrabilidad</w:t>
-      </w:r>
-      <w:proofErr w:type="spellEnd"/>
-      <w:r>
-        <w:rPr>
-          <w:rFonts w:asciiTheme="majorHAnsi" w:eastAsia="Calibri" w:hAnsiTheme="majorHAnsi" w:cstheme="majorHAnsi"/>
-          <w:lang w:val="es-ES_tradnl" w:eastAsia="en-US"/>
-        </w:rPr>
-        <w:t xml:space="preserve"> (o </w:t>
-      </w:r>
-      <w:proofErr w:type="spellStart"/>
-      <w:r>
-        <w:rPr>
-          <w:rFonts w:asciiTheme="majorHAnsi" w:eastAsia="Calibri" w:hAnsiTheme="majorHAnsi" w:cstheme="majorHAnsi"/>
-          <w:lang w:val="es-ES_tradnl" w:eastAsia="en-US"/>
-        </w:rPr>
-        <w:t>composicionalidad</w:t>
-      </w:r>
-      <w:proofErr w:type="spellEnd"/>
-      <w:r>
-        <w:rPr>
-          <w:rFonts w:asciiTheme="majorHAnsi" w:eastAsia="Calibri" w:hAnsiTheme="majorHAnsi" w:cstheme="majorHAnsi"/>
-          <w:lang w:val="es-ES_tradnl" w:eastAsia="en-US"/>
-        </w:rPr>
-        <w:t>), rapidez, robustez, sencillez (de uso), utilidad, versatilidad, etc.</w:t>
+        <w:t>plicabilidad, competencia, corrección, durabilidad, eficacia, eficiencia, fiabilidad, flexibilidad, funcionalidad (en el sentido de que algo funcione), habilidad, innovación, integrabilidad (o composicionalidad), rapidez, robustez, sencillez (de uso), utilidad, versatilidad, etc.</w:t>
       </w:r>
     </w:p>
     <w:p>
@@ -6385,23 +6322,7 @@
           <w:rFonts w:asciiTheme="majorHAnsi" w:eastAsia="Calibri" w:hAnsiTheme="majorHAnsi" w:cstheme="majorHAnsi"/>
           <w:lang w:val="es-ES_tradnl" w:eastAsia="en-US"/>
         </w:rPr>
-        <w:t>Comprende la condición de salud en términos de la persona, la familia, la relación médico-paciente y el contexto social (</w:t>
-      </w:r>
-      <w:proofErr w:type="spellStart"/>
-      <w:r>
-        <w:rPr>
-          <w:rFonts w:asciiTheme="majorHAnsi" w:eastAsia="Calibri" w:hAnsiTheme="majorHAnsi" w:cstheme="majorHAnsi"/>
-          <w:lang w:val="es-ES_tradnl" w:eastAsia="en-US"/>
-        </w:rPr>
-        <w:t>McDaniel</w:t>
-      </w:r>
-      <w:proofErr w:type="spellEnd"/>
-      <w:r>
-        <w:rPr>
-          <w:rFonts w:asciiTheme="majorHAnsi" w:eastAsia="Calibri" w:hAnsiTheme="majorHAnsi" w:cstheme="majorHAnsi"/>
-          <w:lang w:val="es-ES_tradnl" w:eastAsia="en-US"/>
-        </w:rPr>
-        <w:t xml:space="preserve"> et al., 1990)</w:t>
+        <w:t>Comprende la condición de salud en términos de la persona, la familia, la relación médico-paciente y el contexto social (McDaniel et al., 1990)</w:t>
       </w:r>
     </w:p>
     <w:p>
@@ -6488,7 +6409,21 @@
           <w:rFonts w:asciiTheme="majorHAnsi" w:eastAsia="Calibri" w:hAnsiTheme="majorHAnsi" w:cstheme="majorHAnsi"/>
           <w:lang w:val="es-ES_tradnl" w:eastAsia="en-US"/>
         </w:rPr>
-        <w:t>Sentimiento y apoyo aborda las necesidades emocionales y de salud de la familia.</w:t>
+        <w:t>Sentimiento y apoyo aborda</w:t>
+      </w:r>
+      <w:r>
+        <w:rPr>
+          <w:rFonts w:asciiTheme="majorHAnsi" w:eastAsia="Calibri" w:hAnsiTheme="majorHAnsi" w:cstheme="majorHAnsi"/>
+          <w:lang w:val="es-ES_tradnl" w:eastAsia="en-US"/>
+        </w:rPr>
+        <w:t>n</w:t>
+      </w:r>
+      <w:r>
+        <w:rPr>
+          <w:rFonts w:asciiTheme="majorHAnsi" w:eastAsia="Calibri" w:hAnsiTheme="majorHAnsi" w:cstheme="majorHAnsi"/>
+          <w:lang w:val="es-ES_tradnl" w:eastAsia="en-US"/>
+        </w:rPr>
+        <w:t xml:space="preserve"> las necesidades emocionales y de salud de la familia.</w:t>
       </w:r>
     </w:p>
     <w:p>
@@ -6510,7 +6445,21 @@
           <w:rFonts w:asciiTheme="majorHAnsi" w:eastAsia="Calibri" w:hAnsiTheme="majorHAnsi" w:cstheme="majorHAnsi"/>
           <w:lang w:val="es-ES_tradnl" w:eastAsia="en-US"/>
         </w:rPr>
-        <w:t>Evaluación sistémica e intervenciones planificadas permite ayudar a la familia a desarrollar formas alternativas.</w:t>
+        <w:t>Evaluación sistémica e intervenciones planificadas permite</w:t>
+      </w:r>
+      <w:r>
+        <w:rPr>
+          <w:rFonts w:asciiTheme="majorHAnsi" w:eastAsia="Calibri" w:hAnsiTheme="majorHAnsi" w:cstheme="majorHAnsi"/>
+          <w:lang w:val="es-ES_tradnl" w:eastAsia="en-US"/>
+        </w:rPr>
+        <w:t>n</w:t>
+      </w:r>
+      <w:r>
+        <w:rPr>
+          <w:rFonts w:asciiTheme="majorHAnsi" w:eastAsia="Calibri" w:hAnsiTheme="majorHAnsi" w:cstheme="majorHAnsi"/>
+          <w:lang w:val="es-ES_tradnl" w:eastAsia="en-US"/>
+        </w:rPr>
+        <w:t xml:space="preserve"> ayudar a la familia a desarrollar formas alternativas.</w:t>
       </w:r>
     </w:p>
     <w:p>
@@ -7045,7 +6994,6 @@
         </w:rPr>
       </w:pPr>
     </w:p>
-    <w:commentRangeStart w:id="11"/>
     <w:p>
       <w:pPr>
         <w:spacing w:line="360" w:lineRule="auto"/>
@@ -7056,6 +7004,7 @@
           <w:lang w:val="es-ES_tradnl" w:eastAsia="en-US"/>
         </w:rPr>
       </w:pPr>
+      <w:commentRangeStart w:id="11"/>
       <w:r>
         <w:rPr>
           <w:noProof/>
@@ -7501,55 +7450,7 @@
           <w:rFonts w:asciiTheme="majorHAnsi" w:eastAsia="Calibri" w:hAnsiTheme="majorHAnsi" w:cstheme="majorHAnsi"/>
           <w:lang w:val="es-ES_tradnl" w:eastAsia="en-US"/>
         </w:rPr>
-        <w:t xml:space="preserve">En el presente tema se aborda la humanización desde la visión de autores como José Bermejo, </w:t>
-      </w:r>
-      <w:proofErr w:type="spellStart"/>
-      <w:r>
-        <w:rPr>
-          <w:rFonts w:asciiTheme="majorHAnsi" w:eastAsia="Calibri" w:hAnsiTheme="majorHAnsi" w:cstheme="majorHAnsi"/>
-          <w:lang w:val="es-ES_tradnl" w:eastAsia="en-US"/>
-        </w:rPr>
-        <w:t>Angelo</w:t>
-      </w:r>
-      <w:proofErr w:type="spellEnd"/>
-      <w:r>
-        <w:rPr>
-          <w:rFonts w:asciiTheme="majorHAnsi" w:eastAsia="Calibri" w:hAnsiTheme="majorHAnsi" w:cstheme="majorHAnsi"/>
-          <w:lang w:val="es-ES_tradnl" w:eastAsia="en-US"/>
-        </w:rPr>
-        <w:t xml:space="preserve"> Brusco, </w:t>
-      </w:r>
-      <w:proofErr w:type="spellStart"/>
-      <w:r>
-        <w:rPr>
-          <w:rFonts w:asciiTheme="majorHAnsi" w:eastAsia="Calibri" w:hAnsiTheme="majorHAnsi" w:cstheme="majorHAnsi"/>
-          <w:lang w:val="es-ES_tradnl" w:eastAsia="en-US"/>
-        </w:rPr>
-        <w:t>Regrado</w:t>
-      </w:r>
-      <w:proofErr w:type="spellEnd"/>
-      <w:r>
-        <w:rPr>
-          <w:rFonts w:asciiTheme="majorHAnsi" w:eastAsia="Calibri" w:hAnsiTheme="majorHAnsi" w:cstheme="majorHAnsi"/>
-          <w:lang w:val="es-ES_tradnl" w:eastAsia="en-US"/>
-        </w:rPr>
-        <w:t xml:space="preserve">, Herranz y Torras </w:t>
-      </w:r>
-      <w:proofErr w:type="spellStart"/>
-      <w:r>
-        <w:rPr>
-          <w:rFonts w:asciiTheme="majorHAnsi" w:eastAsia="Calibri" w:hAnsiTheme="majorHAnsi" w:cstheme="majorHAnsi"/>
-          <w:lang w:val="es-ES_tradnl" w:eastAsia="en-US"/>
-        </w:rPr>
-        <w:t>Raventos</w:t>
-      </w:r>
-      <w:proofErr w:type="spellEnd"/>
-      <w:r>
-        <w:rPr>
-          <w:rFonts w:asciiTheme="majorHAnsi" w:eastAsia="Calibri" w:hAnsiTheme="majorHAnsi" w:cstheme="majorHAnsi"/>
-          <w:lang w:val="es-ES_tradnl" w:eastAsia="en-US"/>
-        </w:rPr>
-        <w:t xml:space="preserve">. Aunque, la humanización es un término que emerge de temas como el ser humano, su entorno, el trato, las relaciones humanas, entre </w:t>
+        <w:t xml:space="preserve">En el presente tema se aborda la humanización desde la visión de autores como José Bermejo, Angelo Brusco, Regrado, Herranz y Torras Raventos. Aunque, la humanización es un término que emerge de temas como el ser humano, su entorno, el trato, las relaciones humanas, entre </w:t>
       </w:r>
       <w:r>
         <w:rPr>
@@ -8166,7 +8067,6 @@
           <w:lang w:val="es-ES_tradnl" w:eastAsia="en-US"/>
         </w:rPr>
       </w:pPr>
-      <w:proofErr w:type="spellStart"/>
       <w:r>
         <w:rPr>
           <w:rFonts w:asciiTheme="majorHAnsi" w:eastAsia="Calibri" w:hAnsiTheme="majorHAnsi" w:cstheme="majorHAnsi"/>
@@ -8174,17 +8074,7 @@
           <w:bCs/>
           <w:lang w:val="es-ES_tradnl" w:eastAsia="en-US"/>
         </w:rPr>
-        <w:t>Martins</w:t>
-      </w:r>
-      <w:proofErr w:type="spellEnd"/>
-      <w:r>
-        <w:rPr>
-          <w:rFonts w:asciiTheme="majorHAnsi" w:eastAsia="Calibri" w:hAnsiTheme="majorHAnsi" w:cstheme="majorHAnsi"/>
-          <w:b/>
-          <w:bCs/>
-          <w:lang w:val="es-ES_tradnl" w:eastAsia="en-US"/>
-        </w:rPr>
-        <w:t xml:space="preserve"> </w:t>
+        <w:t xml:space="preserve">Martins </w:t>
       </w:r>
       <w:r>
         <w:rPr>
@@ -9153,23 +9043,7 @@
           <w:rFonts w:asciiTheme="majorHAnsi" w:eastAsia="Calibri" w:hAnsiTheme="majorHAnsi" w:cstheme="majorHAnsi"/>
           <w:lang w:val="es-ES_tradnl" w:eastAsia="en-US"/>
         </w:rPr>
-        <w:t xml:space="preserve">Ejemplo 3. Estación Lunar </w:t>
-      </w:r>
-      <w:proofErr w:type="spellStart"/>
-      <w:r>
-        <w:rPr>
-          <w:rFonts w:asciiTheme="majorHAnsi" w:eastAsia="Calibri" w:hAnsiTheme="majorHAnsi" w:cstheme="majorHAnsi"/>
-          <w:lang w:val="es-ES_tradnl" w:eastAsia="en-US"/>
-        </w:rPr>
-        <w:t>Juegaterapia</w:t>
-      </w:r>
-      <w:proofErr w:type="spellEnd"/>
-      <w:r>
-        <w:rPr>
-          <w:rFonts w:asciiTheme="majorHAnsi" w:eastAsia="Calibri" w:hAnsiTheme="majorHAnsi" w:cstheme="majorHAnsi"/>
-          <w:lang w:val="es-ES_tradnl" w:eastAsia="en-US"/>
-        </w:rPr>
-        <w:t>. Hospital Gregorio Marañón</w:t>
+        <w:t>Ejemplo 3. Estación Lunar Juegaterapia. Hospital Gregorio Marañón</w:t>
       </w:r>
       <w:commentRangeEnd w:id="19"/>
       <w:r>
@@ -9966,23 +9840,7 @@
                                 <w:rFonts w:asciiTheme="majorHAnsi" w:eastAsia="Calibri" w:hAnsiTheme="majorHAnsi" w:cstheme="majorHAnsi"/>
                                 <w:lang w:val="es-ES_tradnl" w:eastAsia="en-US"/>
                               </w:rPr>
-                              <w:t xml:space="preserve">Bermejo y </w:t>
-                            </w:r>
-                            <w:proofErr w:type="spellStart"/>
-                            <w:r>
-                              <w:rPr>
-                                <w:rFonts w:asciiTheme="majorHAnsi" w:eastAsia="Calibri" w:hAnsiTheme="majorHAnsi" w:cstheme="majorHAnsi"/>
-                                <w:lang w:val="es-ES_tradnl" w:eastAsia="en-US"/>
-                              </w:rPr>
-                              <w:t>Durbán</w:t>
-                            </w:r>
-                            <w:proofErr w:type="spellEnd"/>
-                            <w:r>
-                              <w:rPr>
-                                <w:rFonts w:asciiTheme="majorHAnsi" w:eastAsia="Calibri" w:hAnsiTheme="majorHAnsi" w:cstheme="majorHAnsi"/>
-                                <w:lang w:val="es-ES_tradnl" w:eastAsia="en-US"/>
-                              </w:rPr>
-                              <w:t xml:space="preserve"> (2013)</w:t>
+                              <w:t>Bermejo y Durbán (2013)</w:t>
                             </w:r>
                             <w:r>
                               <w:rPr>
@@ -11539,15 +11397,15 @@
         </w:rPr>
       </w:pPr>
     </w:p>
-    <w:commentRangeStart w:id="25"/>
-    <w:p>
-      <w:pPr>
-        <w:spacing w:line="360" w:lineRule="auto"/>
-        <w:rPr>
-          <w:rFonts w:asciiTheme="majorHAnsi" w:eastAsia="Calibri" w:hAnsiTheme="majorHAnsi" w:cstheme="majorHAnsi"/>
-          <w:lang w:val="es-ES_tradnl" w:eastAsia="en-US"/>
-        </w:rPr>
-      </w:pPr>
+    <w:p>
+      <w:pPr>
+        <w:spacing w:line="360" w:lineRule="auto"/>
+        <w:rPr>
+          <w:rFonts w:asciiTheme="majorHAnsi" w:eastAsia="Calibri" w:hAnsiTheme="majorHAnsi" w:cstheme="majorHAnsi"/>
+          <w:lang w:val="es-ES_tradnl" w:eastAsia="en-US"/>
+        </w:rPr>
+      </w:pPr>
+      <w:commentRangeStart w:id="25"/>
       <w:r>
         <w:rPr>
           <w:noProof/>
@@ -12369,18 +12227,8 @@
           <w:color w:val="000000"/>
           <w:lang w:val="es-ES_tradnl"/>
         </w:rPr>
-        <w:t xml:space="preserve">En principio, la comunicación es de carácter interpersonal, pero también se puede presentar la comunicación </w:t>
-      </w:r>
-      <w:proofErr w:type="spellStart"/>
-      <w:r>
-        <w:rPr>
-          <w:rFonts w:asciiTheme="majorHAnsi" w:hAnsiTheme="majorHAnsi" w:cstheme="majorHAnsi"/>
-          <w:color w:val="000000"/>
-          <w:lang w:val="es-ES_tradnl"/>
-        </w:rPr>
-        <w:t>intragrupal</w:t>
-      </w:r>
-      <w:proofErr w:type="spellEnd"/>
+        <w:t>En principio, la comunicación es de carácter interpersonal, pero también se puede presentar la comunicación intragrupal</w:t>
+      </w:r>
       <w:r>
         <w:rPr>
           <w:rFonts w:asciiTheme="majorHAnsi" w:hAnsiTheme="majorHAnsi" w:cstheme="majorHAnsi"/>
@@ -12751,18 +12599,8 @@
                                 <w:color w:val="FFFFFF" w:themeColor="background1"/>
                                 <w:lang w:val="es-ES_tradnl"/>
                               </w:rPr>
-                              <w:t xml:space="preserve">Daniel Patrick </w:t>
+                              <w:t>Daniel Patrick Sulmasy</w:t>
                             </w:r>
-                            <w:proofErr w:type="spellStart"/>
-                            <w:r>
-                              <w:rPr>
-                                <w:rFonts w:asciiTheme="majorHAnsi" w:hAnsiTheme="majorHAnsi" w:cstheme="majorHAnsi"/>
-                                <w:color w:val="FFFFFF" w:themeColor="background1"/>
-                                <w:lang w:val="es-ES_tradnl"/>
-                              </w:rPr>
-                              <w:t>Sulmasy</w:t>
-                            </w:r>
-                            <w:proofErr w:type="spellEnd"/>
                           </w:p>
                         </w:txbxContent>
                       </wps:txbx>
@@ -13461,7 +13299,23 @@
           <w:color w:val="000000"/>
           <w:lang w:val="es-ES_tradnl"/>
         </w:rPr>
-        <w:t>importancia, las barrares:</w:t>
+        <w:t xml:space="preserve">importancia, las </w:t>
+      </w:r>
+      <w:r>
+        <w:rPr>
+          <w:rFonts w:asciiTheme="majorHAnsi" w:hAnsiTheme="majorHAnsi" w:cstheme="majorHAnsi"/>
+          <w:color w:val="000000"/>
+          <w:lang w:val="es-ES_tradnl"/>
+        </w:rPr>
+        <w:t>barreras</w:t>
+      </w:r>
+      <w:r>
+        <w:rPr>
+          <w:rFonts w:asciiTheme="majorHAnsi" w:hAnsiTheme="majorHAnsi" w:cstheme="majorHAnsi"/>
+          <w:color w:val="000000"/>
+          <w:lang w:val="es-ES_tradnl"/>
+        </w:rPr>
+        <w:t>:</w:t>
       </w:r>
       <w:commentRangeEnd w:id="32"/>
       <w:r>
@@ -14251,15 +14105,15 @@
         </w:rPr>
       </w:pPr>
     </w:p>
-    <w:commentRangeStart w:id="33"/>
-    <w:p>
-      <w:pPr>
-        <w:spacing w:line="360" w:lineRule="auto"/>
-        <w:rPr>
-          <w:rFonts w:asciiTheme="majorHAnsi" w:eastAsia="Calibri" w:hAnsiTheme="majorHAnsi" w:cstheme="majorHAnsi"/>
-          <w:lang w:val="es-ES_tradnl" w:eastAsia="en-US"/>
-        </w:rPr>
-      </w:pPr>
+    <w:p>
+      <w:pPr>
+        <w:spacing w:line="360" w:lineRule="auto"/>
+        <w:rPr>
+          <w:rFonts w:asciiTheme="majorHAnsi" w:eastAsia="Calibri" w:hAnsiTheme="majorHAnsi" w:cstheme="majorHAnsi"/>
+          <w:lang w:val="es-ES_tradnl" w:eastAsia="en-US"/>
+        </w:rPr>
+      </w:pPr>
+      <w:commentRangeStart w:id="33"/>
       <w:r>
         <w:rPr>
           <w:noProof/>
@@ -18336,23 +18190,7 @@
           <w:rFonts w:asciiTheme="majorHAnsi" w:hAnsiTheme="majorHAnsi" w:cstheme="majorHAnsi"/>
           <w:lang w:val="es-ES_tradnl"/>
         </w:rPr>
-        <w:t xml:space="preserve">Bermejo J. C. y </w:t>
-      </w:r>
-      <w:proofErr w:type="spellStart"/>
-      <w:r>
-        <w:rPr>
-          <w:rFonts w:asciiTheme="majorHAnsi" w:hAnsiTheme="majorHAnsi" w:cstheme="majorHAnsi"/>
-          <w:lang w:val="es-ES_tradnl"/>
-        </w:rPr>
-        <w:t>Durbán</w:t>
-      </w:r>
-      <w:proofErr w:type="spellEnd"/>
-      <w:r>
-        <w:rPr>
-          <w:rFonts w:asciiTheme="majorHAnsi" w:hAnsiTheme="majorHAnsi" w:cstheme="majorHAnsi"/>
-          <w:lang w:val="es-ES_tradnl"/>
-        </w:rPr>
-        <w:t xml:space="preserve"> M. (2013). </w:t>
+        <w:t xml:space="preserve">Bermejo J. C. y Durbán M. (2013). </w:t>
       </w:r>
       <w:r>
         <w:rPr>
@@ -18643,17 +18481,8 @@
           <w:rFonts w:asciiTheme="majorHAnsi" w:hAnsiTheme="majorHAnsi" w:cstheme="majorHAnsi"/>
           <w:lang w:val="es-ES_tradnl"/>
         </w:rPr>
-        <w:t xml:space="preserve">, </w:t>
-      </w:r>
-      <w:proofErr w:type="spellStart"/>
-      <w:r>
-        <w:rPr>
-          <w:rFonts w:asciiTheme="majorHAnsi" w:hAnsiTheme="majorHAnsi" w:cstheme="majorHAnsi"/>
-          <w:lang w:val="es-ES_tradnl"/>
-        </w:rPr>
-        <w:t>Regrado</w:t>
-      </w:r>
-      <w:proofErr w:type="spellEnd"/>
+        <w:t>, Regrado</w:t>
+      </w:r>
       <w:r>
         <w:rPr>
           <w:rFonts w:asciiTheme="majorHAnsi" w:hAnsiTheme="majorHAnsi" w:cstheme="majorHAnsi"/>
@@ -18766,17 +18595,8 @@
           <w:rFonts w:asciiTheme="majorHAnsi" w:hAnsiTheme="majorHAnsi" w:cstheme="majorHAnsi"/>
           <w:lang w:val="es-ES_tradnl"/>
         </w:rPr>
-        <w:t xml:space="preserve">. Humanización en salud, Bogotá </w:t>
-      </w:r>
-      <w:proofErr w:type="spellStart"/>
-      <w:r>
-        <w:rPr>
-          <w:rFonts w:asciiTheme="majorHAnsi" w:hAnsiTheme="majorHAnsi" w:cstheme="majorHAnsi"/>
-          <w:lang w:val="es-ES_tradnl"/>
-        </w:rPr>
-        <w:t>Selare</w:t>
-      </w:r>
-      <w:proofErr w:type="spellEnd"/>
+        <w:t>. Humanización en salud, Bogotá Selare</w:t>
+      </w:r>
       <w:r>
         <w:rPr>
           <w:rFonts w:asciiTheme="majorHAnsi" w:hAnsiTheme="majorHAnsi" w:cstheme="majorHAnsi"/>
@@ -19305,7 +19125,6 @@
         </w:rPr>
         <w:t xml:space="preserve"> </w:t>
       </w:r>
-      <w:proofErr w:type="spellStart"/>
       <w:r>
         <w:rPr>
           <w:rFonts w:asciiTheme="majorHAnsi" w:eastAsia="Calibri" w:hAnsiTheme="majorHAnsi" w:cstheme="majorHAnsi"/>
@@ -19313,9 +19132,77 @@
           <w:iCs/>
           <w:lang w:val="es-ES_tradnl" w:eastAsia="en-US"/>
         </w:rPr>
-        <w:t>Regimen</w:t>
-      </w:r>
-      <w:proofErr w:type="spellEnd"/>
+        <w:t>Regimen Sanitatis 2.0</w:t>
+      </w:r>
+      <w:r>
+        <w:rPr>
+          <w:rFonts w:asciiTheme="majorHAnsi" w:eastAsia="Calibri" w:hAnsiTheme="majorHAnsi" w:cstheme="majorHAnsi"/>
+          <w:lang w:val="es-ES_tradnl" w:eastAsia="en-US"/>
+        </w:rPr>
+        <w:t>. pp</w:t>
+      </w:r>
+      <w:r>
+        <w:rPr>
+          <w:rFonts w:asciiTheme="majorHAnsi" w:eastAsia="Calibri" w:hAnsiTheme="majorHAnsi" w:cstheme="majorHAnsi"/>
+          <w:lang w:val="es-ES_tradnl" w:eastAsia="en-US"/>
+        </w:rPr>
+        <w:t>. 1-8.</w:t>
+      </w:r>
+    </w:p>
+    <w:p>
+      <w:pPr>
+        <w:spacing w:line="360" w:lineRule="auto"/>
+        <w:ind w:left="720" w:hanging="720"/>
+        <w:rPr>
+          <w:rFonts w:asciiTheme="majorHAnsi" w:eastAsia="Calibri" w:hAnsiTheme="majorHAnsi" w:cstheme="majorHAnsi"/>
+          <w:lang w:val="es-ES_tradnl" w:eastAsia="en-US"/>
+        </w:rPr>
+      </w:pPr>
+    </w:p>
+    <w:p>
+      <w:pPr>
+        <w:spacing w:line="360" w:lineRule="auto"/>
+        <w:ind w:left="720" w:hanging="720"/>
+        <w:rPr>
+          <w:rFonts w:asciiTheme="majorHAnsi" w:eastAsia="Calibri" w:hAnsiTheme="majorHAnsi" w:cstheme="majorHAnsi"/>
+          <w:lang w:val="es-ES_tradnl" w:eastAsia="en-US"/>
+        </w:rPr>
+      </w:pPr>
+      <w:r>
+        <w:rPr>
+          <w:rFonts w:asciiTheme="majorHAnsi" w:eastAsia="Calibri" w:hAnsiTheme="majorHAnsi" w:cstheme="majorHAnsi"/>
+          <w:lang w:val="es-ES_tradnl" w:eastAsia="en-US"/>
+        </w:rPr>
+        <w:t>Hoyos, H. P., Cardona, R.</w:t>
+      </w:r>
+      <w:r>
+        <w:rPr>
+          <w:rFonts w:asciiTheme="majorHAnsi" w:eastAsia="Calibri" w:hAnsiTheme="majorHAnsi" w:cstheme="majorHAnsi"/>
+          <w:lang w:val="es-ES_tradnl" w:eastAsia="en-US"/>
+        </w:rPr>
+        <w:t xml:space="preserve"> </w:t>
+      </w:r>
+      <w:r>
+        <w:rPr>
+          <w:rFonts w:asciiTheme="majorHAnsi" w:eastAsia="Calibri" w:hAnsiTheme="majorHAnsi" w:cstheme="majorHAnsi"/>
+          <w:lang w:val="es-ES_tradnl" w:eastAsia="en-US"/>
+        </w:rPr>
+        <w:t>M.</w:t>
+      </w:r>
+      <w:r>
+        <w:rPr>
+          <w:rFonts w:asciiTheme="majorHAnsi" w:eastAsia="Calibri" w:hAnsiTheme="majorHAnsi" w:cstheme="majorHAnsi"/>
+          <w:lang w:val="es-ES_tradnl" w:eastAsia="en-US"/>
+        </w:rPr>
+        <w:t xml:space="preserve"> y</w:t>
+      </w:r>
+      <w:r>
+        <w:rPr>
+          <w:rFonts w:asciiTheme="majorHAnsi" w:eastAsia="Calibri" w:hAnsiTheme="majorHAnsi" w:cstheme="majorHAnsi"/>
+          <w:lang w:val="es-ES_tradnl" w:eastAsia="en-US"/>
+        </w:rPr>
+        <w:t xml:space="preserve"> Correa, S. D. (2008). Humanizar los contextos de salud, Cuestión de liderazgo, </w:t>
+      </w:r>
       <w:r>
         <w:rPr>
           <w:rFonts w:asciiTheme="majorHAnsi" w:eastAsia="Calibri" w:hAnsiTheme="majorHAnsi" w:cstheme="majorHAnsi"/>
@@ -19323,9 +19210,8 @@
           <w:iCs/>
           <w:lang w:val="es-ES_tradnl" w:eastAsia="en-US"/>
         </w:rPr>
-        <w:t xml:space="preserve"> </w:t>
-      </w:r>
-      <w:proofErr w:type="spellStart"/>
+        <w:t>Revista Investigación y Educación en Enfermería</w:t>
+      </w:r>
       <w:r>
         <w:rPr>
           <w:rFonts w:asciiTheme="majorHAnsi" w:eastAsia="Calibri" w:hAnsiTheme="majorHAnsi" w:cstheme="majorHAnsi"/>
@@ -19333,9 +19219,8 @@
           <w:iCs/>
           <w:lang w:val="es-ES_tradnl" w:eastAsia="en-US"/>
         </w:rPr>
-        <w:t>Sanitatis</w:t>
-      </w:r>
-      <w:proofErr w:type="spellEnd"/>
+        <w:t>,</w:t>
+      </w:r>
       <w:r>
         <w:rPr>
           <w:rFonts w:asciiTheme="majorHAnsi" w:eastAsia="Calibri" w:hAnsiTheme="majorHAnsi" w:cstheme="majorHAnsi"/>
@@ -19343,21 +19228,28 @@
           <w:iCs/>
           <w:lang w:val="es-ES_tradnl" w:eastAsia="en-US"/>
         </w:rPr>
-        <w:t xml:space="preserve"> 2.0</w:t>
-      </w:r>
-      <w:r>
-        <w:rPr>
-          <w:rFonts w:asciiTheme="majorHAnsi" w:eastAsia="Calibri" w:hAnsiTheme="majorHAnsi" w:cstheme="majorHAnsi"/>
-          <w:lang w:val="es-ES_tradnl" w:eastAsia="en-US"/>
-        </w:rPr>
-        <w:t>. pp</w:t>
-      </w:r>
-      <w:r>
-        <w:rPr>
-          <w:rFonts w:asciiTheme="majorHAnsi" w:eastAsia="Calibri" w:hAnsiTheme="majorHAnsi" w:cstheme="majorHAnsi"/>
-          <w:lang w:val="es-ES_tradnl" w:eastAsia="en-US"/>
-        </w:rPr>
-        <w:t>. 1-8.</w:t>
+        <w:t xml:space="preserve"> XXVI</w:t>
+      </w:r>
+      <w:r>
+        <w:rPr>
+          <w:rFonts w:asciiTheme="majorHAnsi" w:eastAsia="Calibri" w:hAnsiTheme="majorHAnsi" w:cstheme="majorHAnsi"/>
+          <w:lang w:val="es-ES_tradnl" w:eastAsia="en-US"/>
+        </w:rPr>
+        <w:t>, 2,</w:t>
+      </w:r>
+      <w:r>
+        <w:rPr>
+          <w:rFonts w:asciiTheme="majorHAnsi" w:eastAsia="Calibri" w:hAnsiTheme="majorHAnsi" w:cstheme="majorHAnsi"/>
+          <w:lang w:val="es-ES_tradnl" w:eastAsia="en-US"/>
+        </w:rPr>
+        <w:t xml:space="preserve"> pp</w:t>
+      </w:r>
+      <w:r>
+        <w:rPr>
+          <w:rFonts w:asciiTheme="majorHAnsi" w:eastAsia="Calibri" w:hAnsiTheme="majorHAnsi" w:cstheme="majorHAnsi"/>
+          <w:lang w:val="es-ES_tradnl" w:eastAsia="en-US"/>
+        </w:rPr>
+        <w:t>. 218-225.</w:t>
       </w:r>
     </w:p>
     <w:p>
@@ -19384,35 +19276,34 @@
           <w:rFonts w:asciiTheme="majorHAnsi" w:eastAsia="Calibri" w:hAnsiTheme="majorHAnsi" w:cstheme="majorHAnsi"/>
           <w:lang w:val="es-ES_tradnl" w:eastAsia="en-US"/>
         </w:rPr>
-        <w:t>Hoyos, H. P., Cardona, R.</w:t>
-      </w:r>
-      <w:r>
-        <w:rPr>
-          <w:rFonts w:asciiTheme="majorHAnsi" w:eastAsia="Calibri" w:hAnsiTheme="majorHAnsi" w:cstheme="majorHAnsi"/>
-          <w:lang w:val="es-ES_tradnl" w:eastAsia="en-US"/>
-        </w:rPr>
-        <w:t xml:space="preserve"> </w:t>
-      </w:r>
-      <w:r>
-        <w:rPr>
-          <w:rFonts w:asciiTheme="majorHAnsi" w:eastAsia="Calibri" w:hAnsiTheme="majorHAnsi" w:cstheme="majorHAnsi"/>
-          <w:lang w:val="es-ES_tradnl" w:eastAsia="en-US"/>
-        </w:rPr>
-        <w:t>M.</w:t>
-      </w:r>
-      <w:r>
-        <w:rPr>
-          <w:rFonts w:asciiTheme="majorHAnsi" w:eastAsia="Calibri" w:hAnsiTheme="majorHAnsi" w:cstheme="majorHAnsi"/>
-          <w:lang w:val="es-ES_tradnl" w:eastAsia="en-US"/>
-        </w:rPr>
-        <w:t xml:space="preserve"> y</w:t>
-      </w:r>
-      <w:r>
-        <w:rPr>
-          <w:rFonts w:asciiTheme="majorHAnsi" w:eastAsia="Calibri" w:hAnsiTheme="majorHAnsi" w:cstheme="majorHAnsi"/>
-          <w:lang w:val="es-ES_tradnl" w:eastAsia="en-US"/>
-        </w:rPr>
-        <w:t xml:space="preserve"> Correa, S. D. (2008). Humanizar los contextos de salud, Cuestión de liderazgo, </w:t>
+        <w:t>Martins J., Stein Backes Dirce, Cardoso Renata da Silva, Alacoque Lorenzini Erdmann, Albuquerque Gelson Luiz, 2008, Resignificando la humanización desde el cuidado en el curso de vivir humano, Rev. enferm. UERJ, Rio de Janeiro, 2008 abr/jun, pág. 276-281</w:t>
+      </w:r>
+    </w:p>
+    <w:p>
+      <w:pPr>
+        <w:spacing w:line="360" w:lineRule="auto"/>
+        <w:ind w:left="720" w:hanging="720"/>
+        <w:rPr>
+          <w:rFonts w:asciiTheme="majorHAnsi" w:eastAsia="Calibri" w:hAnsiTheme="majorHAnsi" w:cstheme="majorHAnsi"/>
+          <w:lang w:val="es-ES_tradnl" w:eastAsia="en-US"/>
+        </w:rPr>
+      </w:pPr>
+    </w:p>
+    <w:p>
+      <w:pPr>
+        <w:spacing w:line="360" w:lineRule="auto"/>
+        <w:ind w:left="720" w:hanging="720"/>
+        <w:rPr>
+          <w:rFonts w:asciiTheme="majorHAnsi" w:eastAsia="Calibri" w:hAnsiTheme="majorHAnsi" w:cstheme="majorHAnsi"/>
+          <w:lang w:val="es-ES_tradnl" w:eastAsia="en-US"/>
+        </w:rPr>
+      </w:pPr>
+      <w:r>
+        <w:rPr>
+          <w:rFonts w:asciiTheme="majorHAnsi" w:eastAsia="Calibri" w:hAnsiTheme="majorHAnsi" w:cstheme="majorHAnsi"/>
+          <w:lang w:val="es-ES_tradnl" w:eastAsia="en-US"/>
+        </w:rPr>
+        <w:t xml:space="preserve">Maslow, A. H. (1991). </w:t>
       </w:r>
       <w:r>
         <w:rPr>
@@ -19421,7 +19312,55 @@
           <w:iCs/>
           <w:lang w:val="es-ES_tradnl" w:eastAsia="en-US"/>
         </w:rPr>
-        <w:t>Revista Investigación y Educación en Enfermería</w:t>
+        <w:t>Motivación y personalidad</w:t>
+      </w:r>
+      <w:r>
+        <w:rPr>
+          <w:rFonts w:asciiTheme="majorHAnsi" w:eastAsia="Calibri" w:hAnsiTheme="majorHAnsi" w:cstheme="majorHAnsi"/>
+          <w:lang w:val="es-ES_tradnl" w:eastAsia="en-US"/>
+        </w:rPr>
+        <w:t xml:space="preserve">. </w:t>
+      </w:r>
+      <w:r>
+        <w:rPr>
+          <w:rFonts w:asciiTheme="majorHAnsi" w:eastAsia="Calibri" w:hAnsiTheme="majorHAnsi" w:cstheme="majorHAnsi"/>
+          <w:lang w:val="es-ES_tradnl" w:eastAsia="en-US"/>
+        </w:rPr>
+        <w:t xml:space="preserve">Ediciones </w:t>
+      </w:r>
+      <w:r>
+        <w:rPr>
+          <w:rFonts w:asciiTheme="majorHAnsi" w:eastAsia="Calibri" w:hAnsiTheme="majorHAnsi" w:cstheme="majorHAnsi"/>
+          <w:lang w:val="es-ES_tradnl" w:eastAsia="en-US"/>
+        </w:rPr>
+        <w:t>Díaz de Santos, S. A.</w:t>
+      </w:r>
+    </w:p>
+    <w:p>
+      <w:pPr>
+        <w:spacing w:line="360" w:lineRule="auto"/>
+        <w:ind w:left="720" w:hanging="720"/>
+        <w:rPr>
+          <w:rFonts w:asciiTheme="majorHAnsi" w:eastAsia="Calibri" w:hAnsiTheme="majorHAnsi" w:cstheme="majorHAnsi"/>
+          <w:lang w:val="es-ES_tradnl" w:eastAsia="en-US"/>
+        </w:rPr>
+      </w:pPr>
+    </w:p>
+    <w:p>
+      <w:pPr>
+        <w:spacing w:line="360" w:lineRule="auto"/>
+        <w:ind w:left="720" w:hanging="720"/>
+        <w:rPr>
+          <w:rFonts w:asciiTheme="majorHAnsi" w:eastAsia="Calibri" w:hAnsiTheme="majorHAnsi" w:cstheme="majorHAnsi"/>
+          <w:lang w:val="es-ES_tradnl" w:eastAsia="en-US"/>
+        </w:rPr>
+      </w:pPr>
+      <w:r>
+        <w:rPr>
+          <w:rFonts w:asciiTheme="majorHAnsi" w:eastAsia="Calibri" w:hAnsiTheme="majorHAnsi" w:cstheme="majorHAnsi"/>
+          <w:lang w:val="es-ES_tradnl" w:eastAsia="en-US"/>
+        </w:rPr>
+        <w:t xml:space="preserve">McDaniel, S. H., Campbell, T. L. &amp; Seaburn, D. B. (1990). </w:t>
       </w:r>
       <w:r>
         <w:rPr>
@@ -19430,372 +19369,14 @@
           <w:iCs/>
           <w:lang w:val="es-ES_tradnl" w:eastAsia="en-US"/>
         </w:rPr>
-        <w:t>,</w:t>
-      </w:r>
-      <w:r>
-        <w:rPr>
-          <w:rFonts w:asciiTheme="majorHAnsi" w:eastAsia="Calibri" w:hAnsiTheme="majorHAnsi" w:cstheme="majorHAnsi"/>
-          <w:i/>
-          <w:iCs/>
-          <w:lang w:val="es-ES_tradnl" w:eastAsia="en-US"/>
-        </w:rPr>
-        <w:t xml:space="preserve"> XXVI</w:t>
-      </w:r>
-      <w:r>
-        <w:rPr>
-          <w:rFonts w:asciiTheme="majorHAnsi" w:eastAsia="Calibri" w:hAnsiTheme="majorHAnsi" w:cstheme="majorHAnsi"/>
-          <w:lang w:val="es-ES_tradnl" w:eastAsia="en-US"/>
-        </w:rPr>
-        <w:t>, 2,</w:t>
-      </w:r>
-      <w:r>
-        <w:rPr>
-          <w:rFonts w:asciiTheme="majorHAnsi" w:eastAsia="Calibri" w:hAnsiTheme="majorHAnsi" w:cstheme="majorHAnsi"/>
-          <w:lang w:val="es-ES_tradnl" w:eastAsia="en-US"/>
-        </w:rPr>
-        <w:t xml:space="preserve"> pp</w:t>
-      </w:r>
-      <w:r>
-        <w:rPr>
-          <w:rFonts w:asciiTheme="majorHAnsi" w:eastAsia="Calibri" w:hAnsiTheme="majorHAnsi" w:cstheme="majorHAnsi"/>
-          <w:lang w:val="es-ES_tradnl" w:eastAsia="en-US"/>
-        </w:rPr>
-        <w:t>. 218-225.</w:t>
-      </w:r>
-    </w:p>
-    <w:p>
-      <w:pPr>
-        <w:spacing w:line="360" w:lineRule="auto"/>
-        <w:ind w:left="720" w:hanging="720"/>
-        <w:rPr>
-          <w:rFonts w:asciiTheme="majorHAnsi" w:eastAsia="Calibri" w:hAnsiTheme="majorHAnsi" w:cstheme="majorHAnsi"/>
-          <w:lang w:val="es-ES_tradnl" w:eastAsia="en-US"/>
-        </w:rPr>
-      </w:pPr>
-    </w:p>
-    <w:p>
-      <w:pPr>
-        <w:spacing w:line="360" w:lineRule="auto"/>
-        <w:ind w:left="720" w:hanging="720"/>
-        <w:rPr>
-          <w:rFonts w:asciiTheme="majorHAnsi" w:eastAsia="Calibri" w:hAnsiTheme="majorHAnsi" w:cstheme="majorHAnsi"/>
-          <w:lang w:val="es-ES_tradnl" w:eastAsia="en-US"/>
-        </w:rPr>
-      </w:pPr>
-      <w:proofErr w:type="spellStart"/>
-      <w:r>
-        <w:rPr>
-          <w:rFonts w:asciiTheme="majorHAnsi" w:eastAsia="Calibri" w:hAnsiTheme="majorHAnsi" w:cstheme="majorHAnsi"/>
-          <w:lang w:val="es-ES_tradnl" w:eastAsia="en-US"/>
-        </w:rPr>
-        <w:t>Martins</w:t>
-      </w:r>
-      <w:proofErr w:type="spellEnd"/>
-      <w:r>
-        <w:rPr>
-          <w:rFonts w:asciiTheme="majorHAnsi" w:eastAsia="Calibri" w:hAnsiTheme="majorHAnsi" w:cstheme="majorHAnsi"/>
-          <w:lang w:val="es-ES_tradnl" w:eastAsia="en-US"/>
-        </w:rPr>
-        <w:t xml:space="preserve"> J., Stein </w:t>
-      </w:r>
-      <w:proofErr w:type="spellStart"/>
-      <w:r>
-        <w:rPr>
-          <w:rFonts w:asciiTheme="majorHAnsi" w:eastAsia="Calibri" w:hAnsiTheme="majorHAnsi" w:cstheme="majorHAnsi"/>
-          <w:lang w:val="es-ES_tradnl" w:eastAsia="en-US"/>
-        </w:rPr>
-        <w:t>Backes</w:t>
-      </w:r>
-      <w:proofErr w:type="spellEnd"/>
-      <w:r>
-        <w:rPr>
-          <w:rFonts w:asciiTheme="majorHAnsi" w:eastAsia="Calibri" w:hAnsiTheme="majorHAnsi" w:cstheme="majorHAnsi"/>
-          <w:lang w:val="es-ES_tradnl" w:eastAsia="en-US"/>
-        </w:rPr>
-        <w:t xml:space="preserve"> </w:t>
-      </w:r>
-      <w:proofErr w:type="spellStart"/>
-      <w:r>
-        <w:rPr>
-          <w:rFonts w:asciiTheme="majorHAnsi" w:eastAsia="Calibri" w:hAnsiTheme="majorHAnsi" w:cstheme="majorHAnsi"/>
-          <w:lang w:val="es-ES_tradnl" w:eastAsia="en-US"/>
-        </w:rPr>
-        <w:t>Dirce</w:t>
-      </w:r>
-      <w:proofErr w:type="spellEnd"/>
-      <w:r>
-        <w:rPr>
-          <w:rFonts w:asciiTheme="majorHAnsi" w:eastAsia="Calibri" w:hAnsiTheme="majorHAnsi" w:cstheme="majorHAnsi"/>
-          <w:lang w:val="es-ES_tradnl" w:eastAsia="en-US"/>
-        </w:rPr>
-        <w:t xml:space="preserve">, Cardoso Renata da Silva, Alacoque Lorenzini </w:t>
-      </w:r>
-      <w:proofErr w:type="spellStart"/>
-      <w:r>
-        <w:rPr>
-          <w:rFonts w:asciiTheme="majorHAnsi" w:eastAsia="Calibri" w:hAnsiTheme="majorHAnsi" w:cstheme="majorHAnsi"/>
-          <w:lang w:val="es-ES_tradnl" w:eastAsia="en-US"/>
-        </w:rPr>
-        <w:t>Erdmann</w:t>
-      </w:r>
-      <w:proofErr w:type="spellEnd"/>
-      <w:r>
-        <w:rPr>
-          <w:rFonts w:asciiTheme="majorHAnsi" w:eastAsia="Calibri" w:hAnsiTheme="majorHAnsi" w:cstheme="majorHAnsi"/>
-          <w:lang w:val="es-ES_tradnl" w:eastAsia="en-US"/>
-        </w:rPr>
-        <w:t xml:space="preserve">, Albuquerque </w:t>
-      </w:r>
-      <w:proofErr w:type="spellStart"/>
-      <w:r>
-        <w:rPr>
-          <w:rFonts w:asciiTheme="majorHAnsi" w:eastAsia="Calibri" w:hAnsiTheme="majorHAnsi" w:cstheme="majorHAnsi"/>
-          <w:lang w:val="es-ES_tradnl" w:eastAsia="en-US"/>
-        </w:rPr>
-        <w:t>Gelson</w:t>
-      </w:r>
-      <w:proofErr w:type="spellEnd"/>
-      <w:r>
-        <w:rPr>
-          <w:rFonts w:asciiTheme="majorHAnsi" w:eastAsia="Calibri" w:hAnsiTheme="majorHAnsi" w:cstheme="majorHAnsi"/>
-          <w:lang w:val="es-ES_tradnl" w:eastAsia="en-US"/>
-        </w:rPr>
-        <w:t xml:space="preserve"> </w:t>
-      </w:r>
-      <w:proofErr w:type="spellStart"/>
-      <w:r>
-        <w:rPr>
-          <w:rFonts w:asciiTheme="majorHAnsi" w:eastAsia="Calibri" w:hAnsiTheme="majorHAnsi" w:cstheme="majorHAnsi"/>
-          <w:lang w:val="es-ES_tradnl" w:eastAsia="en-US"/>
-        </w:rPr>
-        <w:t>Luiz</w:t>
-      </w:r>
-      <w:proofErr w:type="spellEnd"/>
-      <w:r>
-        <w:rPr>
-          <w:rFonts w:asciiTheme="majorHAnsi" w:eastAsia="Calibri" w:hAnsiTheme="majorHAnsi" w:cstheme="majorHAnsi"/>
-          <w:lang w:val="es-ES_tradnl" w:eastAsia="en-US"/>
-        </w:rPr>
-        <w:t xml:space="preserve">, 2008, Resignificando la humanización desde el cuidado en el curso de vivir humano, Rev. </w:t>
-      </w:r>
-      <w:proofErr w:type="spellStart"/>
-      <w:r>
-        <w:rPr>
-          <w:rFonts w:asciiTheme="majorHAnsi" w:eastAsia="Calibri" w:hAnsiTheme="majorHAnsi" w:cstheme="majorHAnsi"/>
-          <w:lang w:val="es-ES_tradnl" w:eastAsia="en-US"/>
-        </w:rPr>
-        <w:t>enferm</w:t>
-      </w:r>
-      <w:proofErr w:type="spellEnd"/>
-      <w:r>
-        <w:rPr>
-          <w:rFonts w:asciiTheme="majorHAnsi" w:eastAsia="Calibri" w:hAnsiTheme="majorHAnsi" w:cstheme="majorHAnsi"/>
-          <w:lang w:val="es-ES_tradnl" w:eastAsia="en-US"/>
-        </w:rPr>
-        <w:t>. UERJ, Rio de Janeiro, 2008 abr/jun, pág. 276-281</w:t>
-      </w:r>
-    </w:p>
-    <w:p>
-      <w:pPr>
-        <w:spacing w:line="360" w:lineRule="auto"/>
-        <w:ind w:left="720" w:hanging="720"/>
-        <w:rPr>
-          <w:rFonts w:asciiTheme="majorHAnsi" w:eastAsia="Calibri" w:hAnsiTheme="majorHAnsi" w:cstheme="majorHAnsi"/>
-          <w:lang w:val="es-ES_tradnl" w:eastAsia="en-US"/>
-        </w:rPr>
-      </w:pPr>
-    </w:p>
-    <w:p>
-      <w:pPr>
-        <w:spacing w:line="360" w:lineRule="auto"/>
-        <w:ind w:left="720" w:hanging="720"/>
-        <w:rPr>
-          <w:rFonts w:asciiTheme="majorHAnsi" w:eastAsia="Calibri" w:hAnsiTheme="majorHAnsi" w:cstheme="majorHAnsi"/>
-          <w:lang w:val="es-ES_tradnl" w:eastAsia="en-US"/>
-        </w:rPr>
-      </w:pPr>
-      <w:r>
-        <w:rPr>
-          <w:rFonts w:asciiTheme="majorHAnsi" w:eastAsia="Calibri" w:hAnsiTheme="majorHAnsi" w:cstheme="majorHAnsi"/>
-          <w:lang w:val="es-ES_tradnl" w:eastAsia="en-US"/>
-        </w:rPr>
-        <w:t xml:space="preserve">Maslow, A. H. (1991). </w:t>
-      </w:r>
-      <w:r>
-        <w:rPr>
-          <w:rFonts w:asciiTheme="majorHAnsi" w:eastAsia="Calibri" w:hAnsiTheme="majorHAnsi" w:cstheme="majorHAnsi"/>
-          <w:i/>
-          <w:iCs/>
-          <w:lang w:val="es-ES_tradnl" w:eastAsia="en-US"/>
-        </w:rPr>
-        <w:t>Motivación y personalidad</w:t>
-      </w:r>
-      <w:r>
-        <w:rPr>
-          <w:rFonts w:asciiTheme="majorHAnsi" w:eastAsia="Calibri" w:hAnsiTheme="majorHAnsi" w:cstheme="majorHAnsi"/>
-          <w:lang w:val="es-ES_tradnl" w:eastAsia="en-US"/>
-        </w:rPr>
-        <w:t xml:space="preserve">. </w:t>
-      </w:r>
-      <w:r>
-        <w:rPr>
-          <w:rFonts w:asciiTheme="majorHAnsi" w:eastAsia="Calibri" w:hAnsiTheme="majorHAnsi" w:cstheme="majorHAnsi"/>
-          <w:lang w:val="es-ES_tradnl" w:eastAsia="en-US"/>
-        </w:rPr>
-        <w:t xml:space="preserve">Ediciones </w:t>
-      </w:r>
-      <w:r>
-        <w:rPr>
-          <w:rFonts w:asciiTheme="majorHAnsi" w:eastAsia="Calibri" w:hAnsiTheme="majorHAnsi" w:cstheme="majorHAnsi"/>
-          <w:lang w:val="es-ES_tradnl" w:eastAsia="en-US"/>
-        </w:rPr>
-        <w:t>Díaz de Santos, S. A.</w:t>
-      </w:r>
-    </w:p>
-    <w:p>
-      <w:pPr>
-        <w:spacing w:line="360" w:lineRule="auto"/>
-        <w:ind w:left="720" w:hanging="720"/>
-        <w:rPr>
-          <w:rFonts w:asciiTheme="majorHAnsi" w:eastAsia="Calibri" w:hAnsiTheme="majorHAnsi" w:cstheme="majorHAnsi"/>
-          <w:lang w:val="es-ES_tradnl" w:eastAsia="en-US"/>
-        </w:rPr>
-      </w:pPr>
-    </w:p>
-    <w:p>
-      <w:pPr>
-        <w:spacing w:line="360" w:lineRule="auto"/>
-        <w:ind w:left="720" w:hanging="720"/>
-        <w:rPr>
-          <w:rFonts w:asciiTheme="majorHAnsi" w:eastAsia="Calibri" w:hAnsiTheme="majorHAnsi" w:cstheme="majorHAnsi"/>
-          <w:lang w:val="es-ES_tradnl" w:eastAsia="en-US"/>
-        </w:rPr>
-      </w:pPr>
-      <w:proofErr w:type="spellStart"/>
-      <w:r>
-        <w:rPr>
-          <w:rFonts w:asciiTheme="majorHAnsi" w:eastAsia="Calibri" w:hAnsiTheme="majorHAnsi" w:cstheme="majorHAnsi"/>
-          <w:lang w:val="es-ES_tradnl" w:eastAsia="en-US"/>
-        </w:rPr>
-        <w:t>McDaniel</w:t>
-      </w:r>
-      <w:proofErr w:type="spellEnd"/>
-      <w:r>
-        <w:rPr>
-          <w:rFonts w:asciiTheme="majorHAnsi" w:eastAsia="Calibri" w:hAnsiTheme="majorHAnsi" w:cstheme="majorHAnsi"/>
-          <w:lang w:val="es-ES_tradnl" w:eastAsia="en-US"/>
-        </w:rPr>
-        <w:t xml:space="preserve">, S. H., Campbell, T. L. &amp; </w:t>
-      </w:r>
-      <w:proofErr w:type="spellStart"/>
-      <w:r>
-        <w:rPr>
-          <w:rFonts w:asciiTheme="majorHAnsi" w:eastAsia="Calibri" w:hAnsiTheme="majorHAnsi" w:cstheme="majorHAnsi"/>
-          <w:lang w:val="es-ES_tradnl" w:eastAsia="en-US"/>
-        </w:rPr>
-        <w:t>Seaburn</w:t>
-      </w:r>
-      <w:proofErr w:type="spellEnd"/>
-      <w:r>
-        <w:rPr>
-          <w:rFonts w:asciiTheme="majorHAnsi" w:eastAsia="Calibri" w:hAnsiTheme="majorHAnsi" w:cstheme="majorHAnsi"/>
-          <w:lang w:val="es-ES_tradnl" w:eastAsia="en-US"/>
-        </w:rPr>
-        <w:t xml:space="preserve">, D. B. (1990). </w:t>
-      </w:r>
-      <w:proofErr w:type="spellStart"/>
-      <w:r>
-        <w:rPr>
-          <w:rFonts w:asciiTheme="majorHAnsi" w:eastAsia="Calibri" w:hAnsiTheme="majorHAnsi" w:cstheme="majorHAnsi"/>
-          <w:i/>
-          <w:iCs/>
-          <w:lang w:val="es-ES_tradnl" w:eastAsia="en-US"/>
-        </w:rPr>
-        <w:t>Family-Oriented</w:t>
-      </w:r>
-      <w:proofErr w:type="spellEnd"/>
-      <w:r>
-        <w:rPr>
-          <w:rFonts w:asciiTheme="majorHAnsi" w:eastAsia="Calibri" w:hAnsiTheme="majorHAnsi" w:cstheme="majorHAnsi"/>
-          <w:i/>
-          <w:iCs/>
-          <w:lang w:val="es-ES_tradnl" w:eastAsia="en-US"/>
-        </w:rPr>
-        <w:t xml:space="preserve"> </w:t>
-      </w:r>
-      <w:proofErr w:type="spellStart"/>
-      <w:r>
-        <w:rPr>
-          <w:rFonts w:asciiTheme="majorHAnsi" w:eastAsia="Calibri" w:hAnsiTheme="majorHAnsi" w:cstheme="majorHAnsi"/>
-          <w:i/>
-          <w:iCs/>
-          <w:lang w:val="es-ES_tradnl" w:eastAsia="en-US"/>
-        </w:rPr>
-        <w:t>Primary</w:t>
-      </w:r>
-      <w:proofErr w:type="spellEnd"/>
-      <w:r>
-        <w:rPr>
-          <w:rFonts w:asciiTheme="majorHAnsi" w:eastAsia="Calibri" w:hAnsiTheme="majorHAnsi" w:cstheme="majorHAnsi"/>
-          <w:i/>
-          <w:iCs/>
-          <w:lang w:val="es-ES_tradnl" w:eastAsia="en-US"/>
-        </w:rPr>
-        <w:t xml:space="preserve"> Care: A Manual </w:t>
-      </w:r>
-      <w:proofErr w:type="spellStart"/>
-      <w:r>
-        <w:rPr>
-          <w:rFonts w:asciiTheme="majorHAnsi" w:eastAsia="Calibri" w:hAnsiTheme="majorHAnsi" w:cstheme="majorHAnsi"/>
-          <w:i/>
-          <w:iCs/>
-          <w:lang w:val="es-ES_tradnl" w:eastAsia="en-US"/>
-        </w:rPr>
-        <w:t>for</w:t>
-      </w:r>
-      <w:proofErr w:type="spellEnd"/>
-      <w:r>
-        <w:rPr>
-          <w:rFonts w:asciiTheme="majorHAnsi" w:eastAsia="Calibri" w:hAnsiTheme="majorHAnsi" w:cstheme="majorHAnsi"/>
-          <w:i/>
-          <w:iCs/>
-          <w:lang w:val="es-ES_tradnl" w:eastAsia="en-US"/>
-        </w:rPr>
-        <w:t xml:space="preserve"> Medical </w:t>
-      </w:r>
-      <w:proofErr w:type="spellStart"/>
-      <w:r>
-        <w:rPr>
-          <w:rFonts w:asciiTheme="majorHAnsi" w:eastAsia="Calibri" w:hAnsiTheme="majorHAnsi" w:cstheme="majorHAnsi"/>
-          <w:i/>
-          <w:iCs/>
-          <w:lang w:val="es-ES_tradnl" w:eastAsia="en-US"/>
-        </w:rPr>
-        <w:t>Providers</w:t>
-      </w:r>
-      <w:proofErr w:type="spellEnd"/>
-      <w:r>
-        <w:rPr>
-          <w:rFonts w:asciiTheme="majorHAnsi" w:eastAsia="Calibri" w:hAnsiTheme="majorHAnsi" w:cstheme="majorHAnsi"/>
-          <w:lang w:val="es-ES_tradnl" w:eastAsia="en-US"/>
-        </w:rPr>
-        <w:t>. Springer-</w:t>
-      </w:r>
-      <w:proofErr w:type="spellStart"/>
-      <w:r>
-        <w:rPr>
-          <w:rFonts w:asciiTheme="majorHAnsi" w:eastAsia="Calibri" w:hAnsiTheme="majorHAnsi" w:cstheme="majorHAnsi"/>
-          <w:lang w:val="es-ES_tradnl" w:eastAsia="en-US"/>
-        </w:rPr>
-        <w:t>Verlag</w:t>
-      </w:r>
-      <w:proofErr w:type="spellEnd"/>
-      <w:r>
-        <w:rPr>
-          <w:rFonts w:asciiTheme="majorHAnsi" w:eastAsia="Calibri" w:hAnsiTheme="majorHAnsi" w:cstheme="majorHAnsi"/>
-          <w:lang w:val="es-ES_tradnl" w:eastAsia="en-US"/>
-        </w:rPr>
-        <w:t>.</w:t>
+        <w:t>Family-Oriented Primary Care: A Manual for Medical Providers</w:t>
+      </w:r>
+      <w:r>
+        <w:rPr>
+          <w:rFonts w:asciiTheme="majorHAnsi" w:eastAsia="Calibri" w:hAnsiTheme="majorHAnsi" w:cstheme="majorHAnsi"/>
+          <w:lang w:val="es-ES_tradnl" w:eastAsia="en-US"/>
+        </w:rPr>
+        <w:t>. Springer-Verlag.</w:t>
       </w:r>
     </w:p>
     <w:p>
@@ -19925,7 +19506,6 @@
           <w:lang w:val="es-ES_tradnl" w:eastAsia="en-US"/>
         </w:rPr>
       </w:pPr>
-      <w:proofErr w:type="spellStart"/>
       <w:r>
         <w:rPr>
           <w:rFonts w:asciiTheme="majorHAnsi" w:eastAsia="Calibri" w:hAnsiTheme="majorHAnsi" w:cstheme="majorHAnsi"/>
@@ -19933,7 +19513,6 @@
         </w:rPr>
         <w:t>Raventos</w:t>
       </w:r>
-      <w:proofErr w:type="spellEnd"/>
       <w:r>
         <w:rPr>
           <w:rFonts w:asciiTheme="majorHAnsi" w:eastAsia="Calibri" w:hAnsiTheme="majorHAnsi" w:cstheme="majorHAnsi"/>
@@ -20089,37 +19668,12 @@
           <w:lang w:val="es-ES_tradnl" w:eastAsia="en-US"/>
         </w:rPr>
       </w:pPr>
-      <w:proofErr w:type="spellStart"/>
-      <w:r>
-        <w:rPr>
-          <w:rFonts w:asciiTheme="majorHAnsi" w:eastAsia="Calibri" w:hAnsiTheme="majorHAnsi" w:cstheme="majorHAnsi"/>
-          <w:lang w:val="es-ES_tradnl" w:eastAsia="en-US"/>
-        </w:rPr>
-        <w:t>Sulmasy</w:t>
-      </w:r>
-      <w:proofErr w:type="spellEnd"/>
-      <w:r>
-        <w:rPr>
-          <w:rFonts w:asciiTheme="majorHAnsi" w:eastAsia="Calibri" w:hAnsiTheme="majorHAnsi" w:cstheme="majorHAnsi"/>
-          <w:lang w:val="es-ES_tradnl" w:eastAsia="en-US"/>
-        </w:rPr>
-        <w:t xml:space="preserve">, D. P. (citado en </w:t>
-      </w:r>
-      <w:proofErr w:type="spellStart"/>
-      <w:r>
-        <w:rPr>
-          <w:rFonts w:asciiTheme="majorHAnsi" w:eastAsia="Calibri" w:hAnsiTheme="majorHAnsi" w:cstheme="majorHAnsi"/>
-          <w:lang w:val="es-ES_tradnl" w:eastAsia="en-US"/>
-        </w:rPr>
-        <w:t>Drench</w:t>
-      </w:r>
-      <w:proofErr w:type="spellEnd"/>
-      <w:r>
-        <w:rPr>
-          <w:rFonts w:asciiTheme="majorHAnsi" w:eastAsia="Calibri" w:hAnsiTheme="majorHAnsi" w:cstheme="majorHAnsi"/>
-          <w:lang w:val="es-ES_tradnl" w:eastAsia="en-US"/>
-        </w:rPr>
-        <w:t xml:space="preserve">, M. E. et al., 2016). </w:t>
+      <w:r>
+        <w:rPr>
+          <w:rFonts w:asciiTheme="majorHAnsi" w:eastAsia="Calibri" w:hAnsiTheme="majorHAnsi" w:cstheme="majorHAnsi"/>
+          <w:lang w:val="es-ES_tradnl" w:eastAsia="en-US"/>
+        </w:rPr>
+        <w:t xml:space="preserve">Sulmasy, D. P. (citado en Drench, M. E. et al., 2016). </w:t>
       </w:r>
       <w:r>
         <w:rPr>
@@ -21273,11 +20827,9 @@
       <w:r>
         <w:t xml:space="preserve">Como el recurso es tan extenso se adjunta como </w:t>
       </w:r>
-      <w:proofErr w:type="spellStart"/>
       <w:r>
         <w:t>Anexo_Lineamientos_normativos</w:t>
       </w:r>
-      <w:proofErr w:type="spellEnd"/>
     </w:p>
     <w:p>
       <w:pPr>
@@ -21437,7 +20989,19 @@
           <w:rPr>
             <w:rStyle w:val="Hipervnculo"/>
           </w:rPr>
-          <w:t>https://www.youtube.com/watch?v=a89e3tbZErU</w:t>
+          <w:t>https</w:t>
+        </w:r>
+        <w:r>
+          <w:rPr>
+            <w:rStyle w:val="Hipervnculo"/>
+          </w:rPr>
+          <w:t>:</w:t>
+        </w:r>
+        <w:r>
+          <w:rPr>
+            <w:rStyle w:val="Hipervnculo"/>
+          </w:rPr>
+          <w:t>//www.youtube.com/watch?v=a89e3tbZErU</w:t>
         </w:r>
       </w:hyperlink>
       <w:r>
@@ -21464,7 +21028,19 @@
           <w:rPr>
             <w:rStyle w:val="Hipervnculo"/>
           </w:rPr>
-          <w:t>https://www.youtube.com/watch?v=bl5zrIXoK9Q#action=share</w:t>
+          <w:t>https://w</w:t>
+        </w:r>
+        <w:r>
+          <w:rPr>
+            <w:rStyle w:val="Hipervnculo"/>
+          </w:rPr>
+          <w:t>w</w:t>
+        </w:r>
+        <w:r>
+          <w:rPr>
+            <w:rStyle w:val="Hipervnculo"/>
+          </w:rPr>
+          <w:t>w.youtube.com/watch?v=bl5zrIXoK9Q#action=share</w:t>
         </w:r>
       </w:hyperlink>
       <w:r>
@@ -21491,7 +21067,19 @@
           <w:rPr>
             <w:rStyle w:val="Hipervnculo"/>
           </w:rPr>
-          <w:t>https://www.youtube.com/watch?v=6NpxbFm6eTY</w:t>
+          <w:t>https:</w:t>
+        </w:r>
+        <w:r>
+          <w:rPr>
+            <w:rStyle w:val="Hipervnculo"/>
+          </w:rPr>
+          <w:t>/</w:t>
+        </w:r>
+        <w:r>
+          <w:rPr>
+            <w:rStyle w:val="Hipervnculo"/>
+          </w:rPr>
+          <w:t>/www.youtube.com/watch?v=6NpxbFm6eTY</w:t>
         </w:r>
       </w:hyperlink>
       <w:r>
@@ -21639,7 +21227,19 @@
           <w:rPr>
             <w:rStyle w:val="Hipervnculo"/>
           </w:rPr>
-          <w:t>https://www.youtube.com/watch?v=cZP_I6NkQb4</w:t>
+          <w:t>https://w</w:t>
+        </w:r>
+        <w:r>
+          <w:rPr>
+            <w:rStyle w:val="Hipervnculo"/>
+          </w:rPr>
+          <w:t>w</w:t>
+        </w:r>
+        <w:r>
+          <w:rPr>
+            <w:rStyle w:val="Hipervnculo"/>
+          </w:rPr>
+          <w:t>w.youtube.com/watch?v=cZP_I6NkQb4</w:t>
         </w:r>
       </w:hyperlink>
       <w:r>
@@ -21827,13 +21427,8 @@
     </w:p>
     <w:p>
       <w:r>
-        <w:t xml:space="preserve">• </w:t>
-      </w:r>
-      <w:proofErr w:type="spellStart"/>
-      <w:r>
-        <w:t>Escruposidad</w:t>
-      </w:r>
-      <w:proofErr w:type="spellEnd"/>
+        <w:t>• Escruposidad</w:t>
+      </w:r>
     </w:p>
     <w:p>
       <w:r>
@@ -22249,11 +21844,9 @@
       <w:r>
         <w:t xml:space="preserve">artículo que está adjunto en los anexos como: </w:t>
       </w:r>
-      <w:proofErr w:type="spellStart"/>
       <w:r>
         <w:t>Hacia_una_comunicacion_efectiva</w:t>
       </w:r>
-      <w:proofErr w:type="spellEnd"/>
     </w:p>
   </w:comment>
   <w:comment w:id="38" w:author="Andrés Felipe Velandia Espitia" w:date="2025-10-22T00:38:00Z" w:initials="AFVE">
@@ -36231,17 +35824,8 @@
 </file>
 
 <file path=customXml/item1.xml><?xml version="1.0" encoding="utf-8"?>
-<?mso-contentType ?>
-<FormTemplates xmlns="http://schemas.microsoft.com/sharepoint/v3/contenttype/forms">
-  <Display>DocumentLibraryForm</Display>
-  <Edit>DocumentLibraryForm</Edit>
-  <New>DocumentLibraryForm</New>
-</FormTemplates>
-</file>
-
-<file path=customXml/item2.xml><?xml version="1.0" encoding="utf-8"?>
-<ct:contentTypeSchema xmlns:ct="http://schemas.microsoft.com/office/2006/metadata/contentType" xmlns:ma="http://schemas.microsoft.com/office/2006/metadata/properties/metaAttributes" ct:_="" ma:_="" ma:contentTypeName="Documento" ma:contentTypeID="0x0101006A81D6BD42E8DF4C91013959704817E1" ma:contentTypeVersion="14" ma:contentTypeDescription="Crear nuevo documento." ma:contentTypeScope="" ma:versionID="cd14e03e9fc6eb087109c39a3de1a2a7">
-  <xsd:schema xmlns:xsd="http://www.w3.org/2001/XMLSchema" xmlns:xs="http://www.w3.org/2001/XMLSchema" xmlns:p="http://schemas.microsoft.com/office/2006/metadata/properties" xmlns:ns2="13c90a0b-73bc-4dc0-be5f-28d77b615beb" xmlns:ns3="13c93bba-48ce-428c-bfe5-88b42c19b028" targetNamespace="http://schemas.microsoft.com/office/2006/metadata/properties" ma:root="true" ma:fieldsID="247ff0312e87511bd2ce05ea47f33022" ns2:_="" ns3:_="">
+<ct:contentTypeSchema xmlns:ct="http://schemas.microsoft.com/office/2006/metadata/contentType" xmlns:ma="http://schemas.microsoft.com/office/2006/metadata/properties/metaAttributes" ct:_="" ma:_="" ma:contentTypeName="Documento" ma:contentTypeID="0x0101006A81D6BD42E8DF4C91013959704817E1" ma:contentTypeVersion="15" ma:contentTypeDescription="Crear nuevo documento." ma:contentTypeScope="" ma:versionID="bf4f72ffd194f0963ff564daca6869f7">
+  <xsd:schema xmlns:xsd="http://www.w3.org/2001/XMLSchema" xmlns:xs="http://www.w3.org/2001/XMLSchema" xmlns:p="http://schemas.microsoft.com/office/2006/metadata/properties" xmlns:ns2="13c90a0b-73bc-4dc0-be5f-28d77b615beb" xmlns:ns3="13c93bba-48ce-428c-bfe5-88b42c19b028" targetNamespace="http://schemas.microsoft.com/office/2006/metadata/properties" ma:root="true" ma:fieldsID="8718d6f4873a5b1392a45044efa78385" ns2:_="" ns3:_="">
     <xsd:import namespace="13c90a0b-73bc-4dc0-be5f-28d77b615beb"/>
     <xsd:import namespace="13c93bba-48ce-428c-bfe5-88b42c19b028"/>
     <xsd:element name="properties">
@@ -36263,6 +35847,7 @@
                 <xsd:element ref="ns3:lcf76f155ced4ddcb4097134ff3c332f" minOccurs="0"/>
                 <xsd:element ref="ns2:TaxCatchAll" minOccurs="0"/>
                 <xsd:element ref="ns3:MediaServiceOCR" minOccurs="0"/>
+                <xsd:element ref="ns3:MediaServiceLocation" minOccurs="0"/>
               </xsd:all>
             </xsd:complexType>
           </xsd:element>
@@ -36368,6 +35953,11 @@
         </xsd:restriction>
       </xsd:simpleType>
     </xsd:element>
+    <xsd:element name="MediaServiceLocation" ma:index="22" nillable="true" ma:displayName="Location" ma:description="" ma:indexed="true" ma:internalName="MediaServiceLocation" ma:readOnly="true">
+      <xsd:simpleType>
+        <xsd:restriction base="dms:Text"/>
+      </xsd:simpleType>
+    </xsd:element>
   </xsd:schema>
   <xsd:schema xmlns="http://schemas.openxmlformats.org/package/2006/metadata/core-properties" xmlns:xsd="http://www.w3.org/2001/XMLSchema" xmlns:xsi="http://www.w3.org/2001/XMLSchema-instance" xmlns:dc="http://purl.org/dc/elements/1.1/" xmlns:dcterms="http://purl.org/dc/terms/" xmlns:odoc="http://schemas.microsoft.com/internal/obd" targetNamespace="http://schemas.openxmlformats.org/package/2006/metadata/core-properties" elementFormDefault="qualified" attributeFormDefault="unqualified" blockDefault="#all">
     <xsd:import namespace="http://purl.org/dc/elements/1.1/" schemaLocation="http://dublincore.org/schemas/xmls/qdc/2003/04/02/dc.xsd"/>
@@ -36468,17 +36058,16 @@
 </ct:contentTypeSchema>
 </file>
 
-<file path=customXml/item3.xml><?xml version="1.0" encoding="utf-8"?>
-<go:gDocsCustomXmlDataStorage xmlns:go="http://customooxmlschemas.google.com/" xmlns:r="http://schemas.openxmlformats.org/officeDocument/2006/relationships">
-  <go:docsCustomData xmlns:go="http://customooxmlschemas.google.com/" roundtripDataSignature="AMtx7mh3w1sXrKwdjzYCxjbwPkf7wsIk5w==">AMUW2mWhRc/xLonLdtoI8dz4BVu2GREgE7++Eme5Ko+W5/2G+QfXPKxV7NwLPPaJ77IM2LrlHDguxVZnDKcg4iQIvJIe+zJ9DBWjUaWFI+z0k4HbdiCFsJo=</go:docsCustomData>
-</go:gDocsCustomXmlDataStorage>
+<file path=customXml/item2.xml><?xml version="1.0" encoding="utf-8"?>
+<?mso-contentType ?>
+<FormTemplates xmlns="http://schemas.microsoft.com/sharepoint/v3/contenttype/forms">
+  <Display>DocumentLibraryForm</Display>
+  <Edit>DocumentLibraryForm</Edit>
+  <New>DocumentLibraryForm</New>
+</FormTemplates>
 </file>
 
-<file path=customXml/item4.xml><?xml version="1.0" encoding="utf-8"?>
-<b:Sources xmlns:b="http://schemas.openxmlformats.org/officeDocument/2006/bibliography" xmlns="http://schemas.openxmlformats.org/officeDocument/2006/bibliography" SelectedStyle="\APASixthEditionOfficeOnline.xsl" StyleName="APA" Version="6"/>
-</file>
-
-<file path=customXml/item5.xml><?xml version="1.0" encoding="utf-8"?>
+<file path=customXml/item3.xml><?xml version="1.0" encoding="utf-8"?>
 <p:properties xmlns:p="http://schemas.microsoft.com/office/2006/metadata/properties" xmlns:xsi="http://www.w3.org/2001/XMLSchema-instance" xmlns:pc="http://schemas.microsoft.com/office/infopath/2007/PartnerControls">
   <documentManagement>
     <TaxCatchAll xmlns="13c90a0b-73bc-4dc0-be5f-28d77b615beb" xsi:nil="true"/>
@@ -36489,7 +36078,21 @@
 </p:properties>
 </file>
 
+<file path=customXml/item4.xml><?xml version="1.0" encoding="utf-8"?>
+<b:Sources xmlns:b="http://schemas.openxmlformats.org/officeDocument/2006/bibliography" xmlns="http://schemas.openxmlformats.org/officeDocument/2006/bibliography" SelectedStyle="\APASixthEditionOfficeOnline.xsl" StyleName="APA" Version="6"/>
+</file>
+
+<file path=customXml/item5.xml><?xml version="1.0" encoding="utf-8"?>
+<go:gDocsCustomXmlDataStorage xmlns:go="http://customooxmlschemas.google.com/" xmlns:r="http://schemas.openxmlformats.org/officeDocument/2006/relationships">
+  <go:docsCustomData xmlns:go="http://customooxmlschemas.google.com/" roundtripDataSignature="AMtx7mh3w1sXrKwdjzYCxjbwPkf7wsIk5w==">AMUW2mWhRc/xLonLdtoI8dz4BVu2GREgE7++Eme5Ko+W5/2G+QfXPKxV7NwLPPaJ77IM2LrlHDguxVZnDKcg4iQIvJIe+zJ9DBWjUaWFI+z0k4HbdiCFsJo=</go:docsCustomData>
+</go:gDocsCustomXmlDataStorage>
+</file>
+
 <file path=customXml/itemProps1.xml><?xml version="1.0" encoding="utf-8"?>
+<ds:datastoreItem xmlns:ds="http://schemas.openxmlformats.org/officeDocument/2006/customXml" ds:itemID="{5E7E7B00-E049-4F76-AD44-A3CC9081E506}"/>
+</file>
+
+<file path=customXml/itemProps2.xml><?xml version="1.0" encoding="utf-8"?>
 <ds:datastoreItem xmlns:ds="http://schemas.openxmlformats.org/officeDocument/2006/customXml" ds:itemID="{83102ECF-E44F-4F73-A78F-FE313D1BFB9A}">
   <ds:schemaRefs>
     <ds:schemaRef ds:uri="http://schemas.microsoft.com/sharepoint/v3/contenttype/forms"/>
@@ -36497,15 +36100,11 @@
 </ds:datastoreItem>
 </file>
 
-<file path=customXml/itemProps2.xml><?xml version="1.0" encoding="utf-8"?>
-<ds:datastoreItem xmlns:ds="http://schemas.openxmlformats.org/officeDocument/2006/customXml" ds:itemID="{C4478A0E-8764-45B0-B172-2593875CD358}"/>
-</file>
-
 <file path=customXml/itemProps3.xml><?xml version="1.0" encoding="utf-8"?>
-<ds:datastoreItem xmlns:ds="http://schemas.openxmlformats.org/officeDocument/2006/customXml" ds:itemID="{11111111-1234-1234-1234-123412341234}">
+<ds:datastoreItem xmlns:ds="http://schemas.openxmlformats.org/officeDocument/2006/customXml" ds:itemID="{9D9B1A75-0210-4935-8179-95DF20A26AD1}">
   <ds:schemaRefs>
-    <ds:schemaRef ds:uri="http://customooxmlschemas.google.com/"/>
-    <ds:schemaRef ds:uri="http://schemas.openxmlformats.org/officeDocument/2006/relationships"/>
+    <ds:schemaRef ds:uri="http://schemas.microsoft.com/office/2006/metadata/properties"/>
+    <ds:schemaRef ds:uri="http://schemas.microsoft.com/office/infopath/2007/PartnerControls"/>
   </ds:schemaRefs>
 </ds:datastoreItem>
 </file>
@@ -36519,10 +36118,10 @@
 </file>
 
 <file path=customXml/itemProps5.xml><?xml version="1.0" encoding="utf-8"?>
-<ds:datastoreItem xmlns:ds="http://schemas.openxmlformats.org/officeDocument/2006/customXml" ds:itemID="{9D9B1A75-0210-4935-8179-95DF20A26AD1}">
+<ds:datastoreItem xmlns:ds="http://schemas.openxmlformats.org/officeDocument/2006/customXml" ds:itemID="{11111111-1234-1234-1234-123412341234}">
   <ds:schemaRefs>
-    <ds:schemaRef ds:uri="http://schemas.microsoft.com/office/2006/metadata/properties"/>
-    <ds:schemaRef ds:uri="http://schemas.microsoft.com/office/infopath/2007/PartnerControls"/>
+    <ds:schemaRef ds:uri="http://customooxmlschemas.google.com/"/>
+    <ds:schemaRef ds:uri="http://schemas.openxmlformats.org/officeDocument/2006/relationships"/>
   </ds:schemaRefs>
 </ds:datastoreItem>
 </file>